--- a/Documentos/Entrega 1/Redes de Computadores e Cibersegurança/Entrega 01 - Redes de Computadores e Cibersegurança.docx
+++ b/Documentos/Entrega 1/Redes de Computadores e Cibersegurança/Entrega 01 - Redes de Computadores e Cibersegurança.docx
@@ -4,7 +4,7 @@
   <w:body>
     <w:p>
       <w:pPr>
-        <w:jc w:val="center"/>
+        <w:jc w:val="both"/>
         <w:rPr>
           <w:b w:val="1"/>
           <w:bCs w:val="1"/>
@@ -25,7 +25,7 @@
     </w:p>
     <w:p>
       <w:pPr>
-        <w:jc w:val="left"/>
+        <w:jc w:val="both"/>
         <w:rPr>
           <w:b w:val="1"/>
           <w:bCs w:val="1"/>
@@ -41,6 +41,7 @@
     </w:p>
     <w:p>
       <w:pPr>
+        <w:jc w:val="both"/>
         <w:rPr/>
       </w:pPr>
       <w:r>
@@ -60,6 +61,7 @@
     </w:p>
     <w:p>
       <w:pPr>
+        <w:jc w:val="both"/>
         <w:rPr/>
       </w:pPr>
       <w:r>
@@ -79,6 +81,7 @@
     </w:p>
     <w:p>
       <w:pPr>
+        <w:jc w:val="both"/>
         <w:rPr/>
       </w:pPr>
       <w:r>
@@ -98,6 +101,7 @@
     </w:p>
     <w:p>
       <w:pPr>
+        <w:jc w:val="both"/>
         <w:rPr/>
       </w:pPr>
       <w:r>
@@ -108,6 +112,7 @@
     </w:p>
     <w:p>
       <w:pPr>
+        <w:jc w:val="both"/>
         <w:rPr>
           <w:b w:val="1"/>
           <w:bCs w:val="1"/>
@@ -125,6 +130,7 @@
     <w:p>
       <w:pPr>
         <w:ind w:firstLine="720"/>
+        <w:jc w:val="both"/>
         <w:rPr/>
       </w:pPr>
       <w:r>
@@ -136,6 +142,7 @@
     </w:p>
     <w:p>
       <w:pPr>
+        <w:jc w:val="both"/>
         <w:rPr>
           <w:b w:val="1"/>
           <w:bCs w:val="1"/>
@@ -157,6 +164,7 @@
           <w:numId w:val="1"/>
         </w:numPr>
         <w:ind w:left="720" w:hanging="360"/>
+        <w:jc w:val="both"/>
         <w:rPr/>
       </w:pPr>
       <w:r>
@@ -181,6 +189,7 @@
           <w:numId w:val="1"/>
         </w:numPr>
         <w:ind w:left="720" w:hanging="360"/>
+        <w:jc w:val="both"/>
         <w:rPr/>
       </w:pPr>
       <w:r>
@@ -205,6 +214,7 @@
           <w:numId w:val="1"/>
         </w:numPr>
         <w:ind w:left="720" w:hanging="360"/>
+        <w:jc w:val="both"/>
         <w:rPr/>
       </w:pPr>
       <w:r>
@@ -229,6 +239,7 @@
           <w:numId w:val="1"/>
         </w:numPr>
         <w:ind w:left="720" w:hanging="360"/>
+        <w:jc w:val="both"/>
         <w:rPr/>
       </w:pPr>
       <w:r>
@@ -248,6 +259,7 @@
     </w:p>
     <w:p>
       <w:pPr>
+        <w:jc w:val="both"/>
         <w:rPr>
           <w:b w:val="1"/>
           <w:bCs w:val="1"/>
@@ -264,6 +276,7 @@
     </w:p>
     <w:p>
       <w:pPr>
+        <w:jc w:val="both"/>
         <w:rPr>
           <w:b w:val="1"/>
           <w:bCs w:val="1"/>
@@ -313,7 +326,7 @@
           </w:tcPr>
           <w:p>
             <w:pPr>
-              <w:jc w:val="center"/>
+              <w:jc w:val="both"/>
               <w:rPr>
                 <w:b w:val="1"/>
                 <w:bCs w:val="1"/>
@@ -335,7 +348,7 @@
           </w:tcPr>
           <w:p>
             <w:pPr>
-              <w:jc w:val="center"/>
+              <w:jc w:val="both"/>
               <w:rPr/>
             </w:pPr>
             <w:r>
@@ -382,14 +395,22 @@
           </w:tcPr>
           <w:p>
             <w:pPr>
-              <w:jc w:val="center"/>
-              <w:rPr/>
-            </w:pPr>
-            <w:r>
-              <w:rPr>
-                <w:rtl w:val="0"/>
-              </w:rPr>
-              <w:t xml:space="preserve">Gerente de Projeto. Responsável por liderar o processo de gerenciamento de riscos, garantir o cumprimento do plano e comunicar o status dos riscos ao grupo.</w:t>
+              <w:jc w:val="both"/>
+              <w:rPr/>
+            </w:pPr>
+            <w:r>
+              <w:rPr>
+                <w:b w:val="1"/>
+                <w:bCs w:val="1"/>
+                <w:rtl w:val="0"/>
+              </w:rPr>
+              <w:t xml:space="preserve">  Gerente de Projeto</w:t>
+            </w:r>
+            <w:r>
+              <w:rPr>
+                <w:rtl w:val="0"/>
+              </w:rPr>
+              <w:t xml:space="preserve">. Responsável por liderar o processo de gerenciamento de riscos, garantir o cumprimento do plano e comunicar o status dos riscos ao grupo.</w:t>
             </w:r>
           </w:p>
         </w:tc>
@@ -429,14 +450,22 @@
           </w:tcPr>
           <w:p>
             <w:pPr>
-              <w:jc w:val="center"/>
-              <w:rPr/>
-            </w:pPr>
-            <w:r>
-              <w:rPr>
-                <w:rtl w:val="0"/>
-              </w:rPr>
-              <w:t xml:space="preserve">Integrante – Identificar, monitorar e implementar respostas a riscos relacionados à API, broker de mensagens e banco de dados.</w:t>
+              <w:jc w:val="both"/>
+              <w:rPr/>
+            </w:pPr>
+            <w:r>
+              <w:rPr>
+                <w:b w:val="1"/>
+                <w:bCs w:val="1"/>
+                <w:rtl w:val="0"/>
+              </w:rPr>
+              <w:t xml:space="preserve">  Líder de Backend e Infraestrutura.</w:t>
+            </w:r>
+            <w:r>
+              <w:rPr>
+                <w:rtl w:val="0"/>
+              </w:rPr>
+              <w:t xml:space="preserve"> Identificar, monitorar e implementar respostas a riscos de arquitetura, focando na resiliência da API, integridade do banco de dados e estabilidade do broker de mensagens.</w:t>
             </w:r>
           </w:p>
         </w:tc>
@@ -476,14 +505,36 @@
           </w:tcPr>
           <w:p>
             <w:pPr>
-              <w:jc w:val="center"/>
-              <w:rPr/>
-            </w:pPr>
-            <w:r>
-              <w:rPr>
-                <w:rtl w:val="0"/>
-              </w:rPr>
-              <w:t xml:space="preserve"> Integrante – Identificar e tratar riscos de desempenho, segurança e integração entre camadas do sistema.</w:t>
+              <w:jc w:val="both"/>
+              <w:rPr/>
+            </w:pPr>
+            <w:r>
+              <w:rPr>
+                <w:b w:val="1"/>
+                <w:bCs w:val="1"/>
+                <w:rtl w:val="0"/>
+              </w:rPr>
+              <w:t xml:space="preserve"> Especialista em Performance e Segurança</w:t>
+            </w:r>
+            <w:r>
+              <w:rPr>
+                <w:rtl w:val="0"/>
+              </w:rPr>
+              <w:t xml:space="preserve"> </w:t>
+            </w:r>
+            <w:r>
+              <w:rPr>
+                <w:b w:val="1"/>
+                <w:bCs w:val="1"/>
+                <w:rtl w:val="0"/>
+              </w:rPr>
+              <w:t xml:space="preserve">DevOps</w:t>
+            </w:r>
+            <w:r>
+              <w:rPr>
+                <w:rtl w:val="0"/>
+              </w:rPr>
+              <w:t xml:space="preserve">. Identificar e tratar riscos transversais de cibersegurança, performance sistêmica e vulnerabilidades na integração entre as camadas do sistema.</w:t>
             </w:r>
           </w:p>
         </w:tc>
@@ -523,14 +574,22 @@
           </w:tcPr>
           <w:p>
             <w:pPr>
-              <w:jc w:val="center"/>
-              <w:rPr/>
-            </w:pPr>
-            <w:r>
-              <w:rPr>
-                <w:rtl w:val="0"/>
-              </w:rPr>
-              <w:t xml:space="preserve">Integrante – Identificar e tratar riscos de compatibilidade e integração do aplicativo com o restante do sistema.</w:t>
+              <w:jc w:val="both"/>
+              <w:rPr/>
+            </w:pPr>
+            <w:r>
+              <w:rPr>
+                <w:b w:val="1"/>
+                <w:bCs w:val="1"/>
+                <w:rtl w:val="0"/>
+              </w:rPr>
+              <w:t xml:space="preserve">  Líder de Mobile e Interface. </w:t>
+            </w:r>
+            <w:r>
+              <w:rPr>
+                <w:rtl w:val="0"/>
+              </w:rPr>
+              <w:t xml:space="preserve">Identificar e tratar riscos de compatibilidade, usabilidade e falhas na integração do aplicativo cliente com os serviços de backend.</w:t>
             </w:r>
           </w:p>
         </w:tc>
@@ -538,6 +597,7 @@
     </w:tbl>
     <w:p>
       <w:pPr>
+        <w:jc w:val="both"/>
         <w:rPr/>
       </w:pPr>
       <w:r>
@@ -548,6 +608,7 @@
     </w:p>
     <w:p>
       <w:pPr>
+        <w:jc w:val="both"/>
         <w:rPr>
           <w:b w:val="1"/>
           <w:bCs w:val="1"/>
@@ -569,6 +630,7 @@
           <w:numId w:val="2"/>
         </w:numPr>
         <w:ind w:left="720" w:hanging="360"/>
+        <w:jc w:val="both"/>
         <w:rPr/>
       </w:pPr>
       <w:r>
@@ -593,6 +655,7 @@
           <w:numId w:val="2"/>
         </w:numPr>
         <w:ind w:left="720" w:hanging="360"/>
+        <w:jc w:val="both"/>
         <w:rPr/>
       </w:pPr>
       <w:r>
@@ -611,6 +674,7 @@
           <w:numId w:val="2"/>
         </w:numPr>
         <w:ind w:left="1440" w:hanging="360"/>
+        <w:jc w:val="both"/>
         <w:rPr/>
       </w:pPr>
       <w:r>
@@ -625,7 +689,7 @@
         <w:rPr>
           <w:rtl w:val="0"/>
         </w:rPr>
-        <w:t xml:space="preserve"> início do projeto até o final de março de 2025.</w:t>
+        <w:t xml:space="preserve"> início do projeto até o final de março de 2026.</w:t>
       </w:r>
     </w:p>
     <w:p>
@@ -635,6 +699,7 @@
           <w:numId w:val="2"/>
         </w:numPr>
         <w:ind w:left="1440" w:hanging="360"/>
+        <w:jc w:val="both"/>
         <w:rPr/>
       </w:pPr>
       <w:r>
@@ -659,6 +724,7 @@
           <w:numId w:val="2"/>
         </w:numPr>
         <w:ind w:left="1440" w:hanging="360"/>
+        <w:jc w:val="both"/>
         <w:rPr/>
       </w:pPr>
       <w:r>
@@ -678,6 +744,7 @@
     </w:p>
     <w:p>
       <w:pPr>
+        <w:jc w:val="both"/>
         <w:rPr>
           <w:b w:val="1"/>
           <w:bCs w:val="1"/>
@@ -691,6 +758,7 @@
     </w:p>
     <w:p>
       <w:pPr>
+        <w:jc w:val="both"/>
         <w:rPr>
           <w:b w:val="1"/>
           <w:bCs w:val="1"/>
@@ -704,6 +772,7 @@
     </w:p>
     <w:p>
       <w:pPr>
+        <w:jc w:val="both"/>
         <w:rPr>
           <w:b w:val="1"/>
           <w:bCs w:val="1"/>
@@ -717,6 +786,7 @@
     </w:p>
     <w:p>
       <w:pPr>
+        <w:jc w:val="both"/>
         <w:rPr>
           <w:b w:val="1"/>
           <w:bCs w:val="1"/>
@@ -730,6 +800,7 @@
     </w:p>
     <w:p>
       <w:pPr>
+        <w:jc w:val="both"/>
         <w:rPr>
           <w:b w:val="1"/>
           <w:bCs w:val="1"/>
@@ -743,6 +814,49 @@
     </w:p>
     <w:p>
       <w:pPr>
+        <w:jc w:val="both"/>
+        <w:rPr>
+          <w:b w:val="1"/>
+          <w:bCs w:val="1"/>
+        </w:rPr>
+      </w:pPr>
+      <w:r>
+        <w:rPr>
+          <w:rtl w:val="0"/>
+        </w:rPr>
+      </w:r>
+    </w:p>
+    <w:p>
+      <w:pPr>
+        <w:jc w:val="both"/>
+        <w:rPr>
+          <w:b w:val="1"/>
+          <w:bCs w:val="1"/>
+        </w:rPr>
+      </w:pPr>
+      <w:r>
+        <w:rPr>
+          <w:rtl w:val="0"/>
+        </w:rPr>
+      </w:r>
+    </w:p>
+    <w:p>
+      <w:pPr>
+        <w:jc w:val="both"/>
+        <w:rPr>
+          <w:b w:val="1"/>
+          <w:bCs w:val="1"/>
+        </w:rPr>
+      </w:pPr>
+      <w:r>
+        <w:rPr>
+          <w:rtl w:val="0"/>
+        </w:rPr>
+      </w:r>
+    </w:p>
+    <w:p>
+      <w:pPr>
+        <w:jc w:val="both"/>
         <w:rPr>
           <w:b w:val="1"/>
           <w:bCs w:val="1"/>
@@ -764,6 +878,7 @@
           <w:numId w:val="3"/>
         </w:numPr>
         <w:ind w:left="720" w:hanging="360"/>
+        <w:jc w:val="both"/>
         <w:rPr/>
       </w:pPr>
       <w:r>
@@ -778,7 +893,7 @@
         <w:rPr>
           <w:rtl w:val="0"/>
         </w:rPr>
-        <w:t xml:space="preserve"> falhas nas tecnologias adotadas (protocolo de mensagens, framework de backend, banco de dados, aplicativo mobile, autenticac§£o) ou incompatibilidade entre os componentes do sistema.</w:t>
+        <w:t xml:space="preserve"> falhas nas tecnologias adotadas (protocolo de mensagens, framework de backend, banco de dados, aplicativo mobile, autenticação) ou incompatibilidade entre os componentes do sistema.</w:t>
       </w:r>
     </w:p>
     <w:p>
@@ -788,6 +903,7 @@
           <w:numId w:val="3"/>
         </w:numPr>
         <w:ind w:left="720" w:hanging="360"/>
+        <w:jc w:val="both"/>
         <w:rPr/>
       </w:pPr>
       <w:r>
@@ -812,6 +928,7 @@
           <w:numId w:val="3"/>
         </w:numPr>
         <w:ind w:left="720" w:hanging="360"/>
+        <w:jc w:val="both"/>
         <w:rPr/>
       </w:pPr>
       <w:r>
@@ -836,6 +953,7 @@
           <w:numId w:val="3"/>
         </w:numPr>
         <w:ind w:left="720" w:hanging="360"/>
+        <w:jc w:val="both"/>
         <w:rPr/>
       </w:pPr>
       <w:r>
@@ -855,6 +973,7 @@
     </w:p>
     <w:p>
       <w:pPr>
+        <w:jc w:val="both"/>
         <w:rPr>
           <w:b w:val="1"/>
           <w:bCs w:val="1"/>
@@ -871,6 +990,7 @@
     </w:p>
     <w:p>
       <w:pPr>
+        <w:jc w:val="both"/>
         <w:rPr>
           <w:b w:val="1"/>
           <w:bCs w:val="1"/>
@@ -887,6 +1007,7 @@
     </w:p>
     <w:p>
       <w:pPr>
+        <w:jc w:val="both"/>
         <w:rPr>
           <w:b w:val="1"/>
           <w:bCs w:val="1"/>
@@ -938,7 +1059,7 @@
           </w:tcPr>
           <w:p>
             <w:pPr>
-              <w:jc w:val="center"/>
+              <w:jc w:val="both"/>
               <w:rPr/>
             </w:pPr>
             <w:r>
@@ -955,7 +1076,7 @@
           </w:tcPr>
           <w:p>
             <w:pPr>
-              <w:jc w:val="center"/>
+              <w:jc w:val="both"/>
               <w:rPr/>
             </w:pPr>
             <w:r>
@@ -972,7 +1093,7 @@
           </w:tcPr>
           <w:p>
             <w:pPr>
-              <w:jc w:val="center"/>
+              <w:jc w:val="both"/>
               <w:rPr/>
             </w:pPr>
             <w:r>
@@ -995,7 +1116,7 @@
           </w:tcPr>
           <w:p>
             <w:pPr>
-              <w:jc w:val="center"/>
+              <w:jc w:val="both"/>
               <w:rPr/>
             </w:pPr>
             <w:r>
@@ -1019,7 +1140,7 @@
           </w:tcPr>
           <w:p>
             <w:pPr>
-              <w:jc w:val="center"/>
+              <w:jc w:val="both"/>
               <w:rPr/>
             </w:pPr>
             <w:r>
@@ -1036,7 +1157,7 @@
           </w:tcPr>
           <w:p>
             <w:pPr>
-              <w:jc w:val="center"/>
+              <w:jc w:val="both"/>
               <w:rPr/>
             </w:pPr>
             <w:r>
@@ -1059,7 +1180,7 @@
           </w:tcPr>
           <w:p>
             <w:pPr>
-              <w:jc w:val="center"/>
+              <w:jc w:val="both"/>
               <w:rPr/>
             </w:pPr>
             <w:r>
@@ -1083,7 +1204,7 @@
           </w:tcPr>
           <w:p>
             <w:pPr>
-              <w:jc w:val="center"/>
+              <w:jc w:val="both"/>
               <w:rPr/>
             </w:pPr>
             <w:r>
@@ -1100,7 +1221,7 @@
           </w:tcPr>
           <w:p>
             <w:pPr>
-              <w:jc w:val="center"/>
+              <w:jc w:val="both"/>
               <w:rPr/>
             </w:pPr>
             <w:r>
@@ -1123,7 +1244,7 @@
           </w:tcPr>
           <w:p>
             <w:pPr>
-              <w:jc w:val="center"/>
+              <w:jc w:val="both"/>
               <w:rPr/>
             </w:pPr>
             <w:r>
@@ -1147,7 +1268,7 @@
           </w:tcPr>
           <w:p>
             <w:pPr>
-              <w:jc w:val="center"/>
+              <w:jc w:val="both"/>
               <w:rPr/>
             </w:pPr>
             <w:r>
@@ -1164,7 +1285,7 @@
           </w:tcPr>
           <w:p>
             <w:pPr>
-              <w:jc w:val="center"/>
+              <w:jc w:val="both"/>
               <w:rPr/>
             </w:pPr>
             <w:r>
@@ -1187,7 +1308,7 @@
           </w:tcPr>
           <w:p>
             <w:pPr>
-              <w:jc w:val="center"/>
+              <w:jc w:val="both"/>
               <w:rPr/>
             </w:pPr>
             <w:r>
@@ -1211,7 +1332,7 @@
           </w:tcPr>
           <w:p>
             <w:pPr>
-              <w:jc w:val="center"/>
+              <w:jc w:val="both"/>
               <w:rPr/>
             </w:pPr>
             <w:r>
@@ -1228,7 +1349,7 @@
           </w:tcPr>
           <w:p>
             <w:pPr>
-              <w:jc w:val="center"/>
+              <w:jc w:val="both"/>
               <w:rPr/>
             </w:pPr>
             <w:r>
@@ -1251,7 +1372,7 @@
           </w:tcPr>
           <w:p>
             <w:pPr>
-              <w:jc w:val="center"/>
+              <w:jc w:val="both"/>
               <w:rPr/>
             </w:pPr>
             <w:r>
@@ -1275,7 +1396,7 @@
           </w:tcPr>
           <w:p>
             <w:pPr>
-              <w:jc w:val="center"/>
+              <w:jc w:val="both"/>
               <w:rPr/>
             </w:pPr>
             <w:r>
@@ -1292,7 +1413,7 @@
           </w:tcPr>
           <w:p>
             <w:pPr>
-              <w:jc w:val="center"/>
+              <w:jc w:val="both"/>
               <w:rPr/>
             </w:pPr>
             <w:r>
@@ -1307,6 +1428,7 @@
     </w:tbl>
     <w:p>
       <w:pPr>
+        <w:jc w:val="both"/>
         <w:rPr/>
       </w:pPr>
       <w:r>
@@ -1317,6 +1439,7 @@
     </w:p>
     <w:p>
       <w:pPr>
+        <w:jc w:val="both"/>
         <w:rPr>
           <w:b w:val="1"/>
           <w:bCs w:val="1"/>
@@ -1368,7 +1491,7 @@
           </w:tcPr>
           <w:p>
             <w:pPr>
-              <w:jc w:val="center"/>
+              <w:jc w:val="both"/>
               <w:rPr/>
             </w:pPr>
             <w:r>
@@ -1385,7 +1508,7 @@
           </w:tcPr>
           <w:p>
             <w:pPr>
-              <w:jc w:val="center"/>
+              <w:jc w:val="both"/>
               <w:rPr/>
             </w:pPr>
             <w:r>
@@ -1408,7 +1531,7 @@
           </w:tcPr>
           <w:p>
             <w:pPr>
-              <w:jc w:val="center"/>
+              <w:jc w:val="both"/>
               <w:rPr/>
             </w:pPr>
             <w:r>
@@ -1432,7 +1555,7 @@
           </w:tcPr>
           <w:p>
             <w:pPr>
-              <w:jc w:val="center"/>
+              <w:jc w:val="both"/>
               <w:rPr/>
             </w:pPr>
             <w:r>
@@ -1455,7 +1578,7 @@
           </w:tcPr>
           <w:p>
             <w:pPr>
-              <w:jc w:val="center"/>
+              <w:jc w:val="both"/>
               <w:rPr/>
             </w:pPr>
             <w:r>
@@ -1479,7 +1602,7 @@
           </w:tcPr>
           <w:p>
             <w:pPr>
-              <w:jc w:val="center"/>
+              <w:jc w:val="both"/>
               <w:rPr/>
             </w:pPr>
             <w:r>
@@ -1502,7 +1625,7 @@
           </w:tcPr>
           <w:p>
             <w:pPr>
-              <w:jc w:val="center"/>
+              <w:jc w:val="both"/>
               <w:rPr/>
             </w:pPr>
             <w:r>
@@ -1526,7 +1649,7 @@
           </w:tcPr>
           <w:p>
             <w:pPr>
-              <w:jc w:val="center"/>
+              <w:jc w:val="both"/>
               <w:rPr/>
             </w:pPr>
             <w:r>
@@ -1549,7 +1672,7 @@
           </w:tcPr>
           <w:p>
             <w:pPr>
-              <w:jc w:val="center"/>
+              <w:jc w:val="both"/>
               <w:rPr/>
             </w:pPr>
             <w:r>
@@ -1573,7 +1696,7 @@
           </w:tcPr>
           <w:p>
             <w:pPr>
-              <w:jc w:val="center"/>
+              <w:jc w:val="both"/>
               <w:rPr/>
             </w:pPr>
             <w:r>
@@ -1596,7 +1719,7 @@
           </w:tcPr>
           <w:p>
             <w:pPr>
-              <w:jc w:val="center"/>
+              <w:jc w:val="both"/>
               <w:rPr/>
             </w:pPr>
             <w:r>
@@ -1620,7 +1743,7 @@
           </w:tcPr>
           <w:p>
             <w:pPr>
-              <w:jc w:val="center"/>
+              <w:jc w:val="both"/>
               <w:rPr/>
             </w:pPr>
             <w:r>
@@ -1635,6 +1758,7 @@
     </w:tbl>
     <w:p>
       <w:pPr>
+        <w:jc w:val="both"/>
         <w:rPr/>
       </w:pPr>
       <w:r>
@@ -1645,6 +1769,7 @@
     </w:p>
     <w:p>
       <w:pPr>
+        <w:jc w:val="both"/>
         <w:rPr>
           <w:b w:val="1"/>
           <w:bCs w:val="1"/>
@@ -1662,6 +1787,7 @@
     <w:p>
       <w:pPr>
         <w:ind w:firstLine="720"/>
+        <w:jc w:val="both"/>
         <w:rPr/>
       </w:pPr>
       <w:r>
@@ -1723,23 +1849,23 @@
           </w:tcPr>
           <w:p>
             <w:pPr>
-              <w:jc w:val="center"/>
-              <w:rPr/>
-            </w:pPr>
-            <w:r>
-              <w:rPr>
-                <w:rtl w:val="0"/>
-              </w:rPr>
-            </w:r>
-          </w:p>
-        </w:tc>
-        <w:tc>
-          <w:tcPr>
-            <w:vAlign w:val="center"/>
-          </w:tcPr>
-          <w:p>
-            <w:pPr>
-              <w:jc w:val="center"/>
+              <w:jc w:val="both"/>
+              <w:rPr/>
+            </w:pPr>
+            <w:r>
+              <w:rPr>
+                <w:rtl w:val="0"/>
+              </w:rPr>
+            </w:r>
+          </w:p>
+        </w:tc>
+        <w:tc>
+          <w:tcPr>
+            <w:vAlign w:val="center"/>
+          </w:tcPr>
+          <w:p>
+            <w:pPr>
+              <w:jc w:val="both"/>
               <w:rPr/>
             </w:pPr>
             <w:r>
@@ -1763,7 +1889,7 @@
           </w:tcPr>
           <w:p>
             <w:pPr>
-              <w:jc w:val="center"/>
+              <w:jc w:val="both"/>
               <w:rPr/>
             </w:pPr>
             <w:r>
@@ -1787,7 +1913,7 @@
           </w:tcPr>
           <w:p>
             <w:pPr>
-              <w:jc w:val="center"/>
+              <w:jc w:val="both"/>
               <w:rPr/>
             </w:pPr>
             <w:r>
@@ -1811,7 +1937,7 @@
           </w:tcPr>
           <w:p>
             <w:pPr>
-              <w:jc w:val="center"/>
+              <w:jc w:val="both"/>
               <w:rPr/>
             </w:pPr>
             <w:r>
@@ -1835,7 +1961,7 @@
           </w:tcPr>
           <w:p>
             <w:pPr>
-              <w:jc w:val="center"/>
+              <w:jc w:val="both"/>
               <w:rPr/>
             </w:pPr>
             <w:r>
@@ -1866,7 +1992,7 @@
           </w:tcPr>
           <w:p>
             <w:pPr>
-              <w:jc w:val="center"/>
+              <w:jc w:val="both"/>
               <w:rPr/>
             </w:pPr>
             <w:r>
@@ -1890,7 +2016,7 @@
           </w:tcPr>
           <w:p>
             <w:pPr>
-              <w:jc w:val="center"/>
+              <w:jc w:val="both"/>
               <w:rPr/>
             </w:pPr>
             <w:r>
@@ -1907,7 +2033,7 @@
           </w:tcPr>
           <w:p>
             <w:pPr>
-              <w:jc w:val="center"/>
+              <w:jc w:val="both"/>
               <w:rPr/>
             </w:pPr>
             <w:r>
@@ -1924,7 +2050,7 @@
           </w:tcPr>
           <w:p>
             <w:pPr>
-              <w:jc w:val="center"/>
+              <w:jc w:val="both"/>
               <w:rPr/>
             </w:pPr>
             <w:r>
@@ -1941,7 +2067,7 @@
           </w:tcPr>
           <w:p>
             <w:pPr>
-              <w:jc w:val="center"/>
+              <w:jc w:val="both"/>
               <w:rPr/>
             </w:pPr>
             <w:r>
@@ -1958,7 +2084,7 @@
           </w:tcPr>
           <w:p>
             <w:pPr>
-              <w:jc w:val="center"/>
+              <w:jc w:val="both"/>
               <w:rPr/>
             </w:pPr>
             <w:r>
@@ -1981,7 +2107,7 @@
           </w:tcPr>
           <w:p>
             <w:pPr>
-              <w:jc w:val="center"/>
+              <w:jc w:val="both"/>
               <w:rPr/>
             </w:pPr>
             <w:r>
@@ -2005,7 +2131,7 @@
           </w:tcPr>
           <w:p>
             <w:pPr>
-              <w:jc w:val="center"/>
+              <w:jc w:val="both"/>
               <w:rPr/>
             </w:pPr>
             <w:r>
@@ -2022,7 +2148,7 @@
           </w:tcPr>
           <w:p>
             <w:pPr>
-              <w:jc w:val="center"/>
+              <w:jc w:val="both"/>
               <w:rPr/>
             </w:pPr>
             <w:r>
@@ -2039,7 +2165,7 @@
           </w:tcPr>
           <w:p>
             <w:pPr>
-              <w:jc w:val="center"/>
+              <w:jc w:val="both"/>
               <w:rPr/>
             </w:pPr>
             <w:r>
@@ -2056,7 +2182,7 @@
           </w:tcPr>
           <w:p>
             <w:pPr>
-              <w:jc w:val="center"/>
+              <w:jc w:val="both"/>
               <w:rPr/>
             </w:pPr>
             <w:r>
@@ -2073,7 +2199,7 @@
           </w:tcPr>
           <w:p>
             <w:pPr>
-              <w:jc w:val="center"/>
+              <w:jc w:val="both"/>
               <w:rPr/>
             </w:pPr>
             <w:r>
@@ -2096,7 +2222,7 @@
           </w:tcPr>
           <w:p>
             <w:pPr>
-              <w:jc w:val="center"/>
+              <w:jc w:val="both"/>
               <w:rPr/>
             </w:pPr>
             <w:r>
@@ -2120,7 +2246,7 @@
           </w:tcPr>
           <w:p>
             <w:pPr>
-              <w:jc w:val="center"/>
+              <w:jc w:val="both"/>
               <w:rPr/>
             </w:pPr>
             <w:r>
@@ -2137,7 +2263,7 @@
           </w:tcPr>
           <w:p>
             <w:pPr>
-              <w:jc w:val="center"/>
+              <w:jc w:val="both"/>
               <w:rPr/>
             </w:pPr>
             <w:r>
@@ -2154,7 +2280,7 @@
           </w:tcPr>
           <w:p>
             <w:pPr>
-              <w:jc w:val="center"/>
+              <w:jc w:val="both"/>
               <w:rPr/>
             </w:pPr>
             <w:r>
@@ -2171,7 +2297,7 @@
           </w:tcPr>
           <w:p>
             <w:pPr>
-              <w:jc w:val="center"/>
+              <w:jc w:val="both"/>
               <w:rPr/>
             </w:pPr>
             <w:r>
@@ -2188,7 +2314,7 @@
           </w:tcPr>
           <w:p>
             <w:pPr>
-              <w:jc w:val="center"/>
+              <w:jc w:val="both"/>
               <w:rPr/>
             </w:pPr>
             <w:r>
@@ -2211,7 +2337,7 @@
           </w:tcPr>
           <w:p>
             <w:pPr>
-              <w:jc w:val="center"/>
+              <w:jc w:val="both"/>
               <w:rPr/>
             </w:pPr>
             <w:r>
@@ -2235,7 +2361,7 @@
           </w:tcPr>
           <w:p>
             <w:pPr>
-              <w:jc w:val="center"/>
+              <w:jc w:val="both"/>
               <w:rPr/>
             </w:pPr>
             <w:r>
@@ -2252,7 +2378,7 @@
           </w:tcPr>
           <w:p>
             <w:pPr>
-              <w:jc w:val="center"/>
+              <w:jc w:val="both"/>
               <w:rPr/>
             </w:pPr>
             <w:r>
@@ -2269,7 +2395,7 @@
           </w:tcPr>
           <w:p>
             <w:pPr>
-              <w:jc w:val="center"/>
+              <w:jc w:val="both"/>
               <w:rPr/>
             </w:pPr>
             <w:r>
@@ -2286,7 +2412,7 @@
           </w:tcPr>
           <w:p>
             <w:pPr>
-              <w:jc w:val="center"/>
+              <w:jc w:val="both"/>
               <w:rPr/>
             </w:pPr>
             <w:r>
@@ -2303,7 +2429,7 @@
           </w:tcPr>
           <w:p>
             <w:pPr>
-              <w:jc w:val="center"/>
+              <w:jc w:val="both"/>
               <w:rPr/>
             </w:pPr>
             <w:r>
@@ -2326,7 +2452,7 @@
           </w:tcPr>
           <w:p>
             <w:pPr>
-              <w:jc w:val="center"/>
+              <w:jc w:val="both"/>
               <w:rPr/>
             </w:pPr>
             <w:r>
@@ -2350,7 +2476,7 @@
           </w:tcPr>
           <w:p>
             <w:pPr>
-              <w:jc w:val="center"/>
+              <w:jc w:val="both"/>
               <w:rPr/>
             </w:pPr>
             <w:r>
@@ -2367,7 +2493,7 @@
           </w:tcPr>
           <w:p>
             <w:pPr>
-              <w:jc w:val="center"/>
+              <w:jc w:val="both"/>
               <w:rPr/>
             </w:pPr>
             <w:r>
@@ -2384,7 +2510,7 @@
           </w:tcPr>
           <w:p>
             <w:pPr>
-              <w:jc w:val="center"/>
+              <w:jc w:val="both"/>
               <w:rPr/>
             </w:pPr>
             <w:r>
@@ -2401,7 +2527,7 @@
           </w:tcPr>
           <w:p>
             <w:pPr>
-              <w:jc w:val="center"/>
+              <w:jc w:val="both"/>
               <w:rPr/>
             </w:pPr>
             <w:r>
@@ -2418,7 +2544,7 @@
           </w:tcPr>
           <w:p>
             <w:pPr>
-              <w:jc w:val="center"/>
+              <w:jc w:val="both"/>
               <w:rPr/>
             </w:pPr>
             <w:r>
@@ -2434,6 +2560,7 @@
     <w:p>
       <w:pPr>
         <w:ind w:left="720" w:firstLine="0"/>
+        <w:jc w:val="both"/>
         <w:rPr/>
       </w:pPr>
       <w:r>
@@ -2449,6 +2576,7 @@
           <w:numId w:val="4"/>
         </w:numPr>
         <w:ind w:left="720" w:hanging="360"/>
+        <w:jc w:val="both"/>
         <w:rPr/>
       </w:pPr>
       <w:r>
@@ -2473,6 +2601,7 @@
           <w:numId w:val="4"/>
         </w:numPr>
         <w:ind w:left="720" w:hanging="360"/>
+        <w:jc w:val="both"/>
         <w:rPr/>
       </w:pPr>
       <w:r>
@@ -2497,6 +2626,7 @@
           <w:numId w:val="4"/>
         </w:numPr>
         <w:ind w:left="720" w:hanging="360"/>
+        <w:jc w:val="both"/>
         <w:rPr/>
       </w:pPr>
       <w:r>
@@ -2517,6 +2647,7 @@
     <w:p>
       <w:pPr>
         <w:ind w:left="720" w:firstLine="0"/>
+        <w:jc w:val="both"/>
         <w:rPr/>
       </w:pPr>
       <w:r>
@@ -2527,6 +2658,7 @@
     </w:p>
     <w:p>
       <w:pPr>
+        <w:jc w:val="both"/>
         <w:rPr>
           <w:b w:val="1"/>
           <w:bCs w:val="1"/>
@@ -2544,6 +2676,7 @@
     <w:p>
       <w:pPr>
         <w:ind w:firstLine="720"/>
+        <w:jc w:val="both"/>
         <w:rPr/>
       </w:pPr>
       <w:r>
@@ -2555,6 +2688,7 @@
     </w:p>
     <w:p>
       <w:pPr>
+        <w:jc w:val="both"/>
         <w:rPr>
           <w:b w:val="1"/>
           <w:bCs w:val="1"/>
@@ -2576,6 +2710,7 @@
           <w:numId w:val="5"/>
         </w:numPr>
         <w:ind w:left="720" w:hanging="360"/>
+        <w:jc w:val="both"/>
         <w:rPr/>
       </w:pPr>
       <w:r>
@@ -2600,6 +2735,7 @@
           <w:numId w:val="5"/>
         </w:numPr>
         <w:ind w:left="720" w:hanging="360"/>
+        <w:jc w:val="both"/>
         <w:rPr/>
       </w:pPr>
       <w:r>
@@ -2624,6 +2760,7 @@
     </w:p>
     <w:p>
       <w:pPr>
+        <w:jc w:val="both"/>
         <w:rPr>
           <w:b w:val="1"/>
           <w:bCs w:val="1"/>
@@ -2641,6 +2778,7 @@
     <w:p>
       <w:pPr>
         <w:ind w:firstLine="720"/>
+        <w:jc w:val="both"/>
         <w:rPr>
           <w:b w:val="1"/>
           <w:bCs w:val="1"/>
@@ -2662,7 +2800,7 @@
     </w:p>
     <w:p>
       <w:pPr>
-        <w:jc w:val="center"/>
+        <w:jc w:val="both"/>
         <w:rPr>
           <w:b w:val="1"/>
           <w:bCs w:val="1"/>
@@ -2678,6 +2816,7 @@
     </w:p>
     <w:p>
       <w:pPr>
+        <w:jc w:val="both"/>
         <w:rPr>
           <w:b w:val="1"/>
           <w:bCs w:val="1"/>
@@ -2749,7 +2888,7 @@
           </w:tcPr>
           <w:p>
             <w:pPr>
-              <w:jc w:val="center"/>
+              <w:jc w:val="both"/>
               <w:rPr>
                 <w:sz w:val="16"/>
                 <w:szCs w:val="16"/>
@@ -2778,7 +2917,7 @@
           </w:tcPr>
           <w:p>
             <w:pPr>
-              <w:jc w:val="center"/>
+              <w:jc w:val="both"/>
               <w:rPr>
                 <w:sz w:val="16"/>
                 <w:szCs w:val="16"/>
@@ -2807,7 +2946,7 @@
           </w:tcPr>
           <w:p>
             <w:pPr>
-              <w:jc w:val="center"/>
+              <w:jc w:val="both"/>
               <w:rPr>
                 <w:sz w:val="16"/>
                 <w:szCs w:val="16"/>
@@ -2836,7 +2975,7 @@
           </w:tcPr>
           <w:p>
             <w:pPr>
-              <w:jc w:val="center"/>
+              <w:jc w:val="both"/>
               <w:rPr>
                 <w:sz w:val="16"/>
                 <w:szCs w:val="16"/>
@@ -2865,7 +3004,7 @@
           </w:tcPr>
           <w:p>
             <w:pPr>
-              <w:jc w:val="center"/>
+              <w:jc w:val="both"/>
               <w:rPr>
                 <w:sz w:val="16"/>
                 <w:szCs w:val="16"/>
@@ -2894,7 +3033,7 @@
           </w:tcPr>
           <w:p>
             <w:pPr>
-              <w:jc w:val="center"/>
+              <w:jc w:val="both"/>
               <w:rPr>
                 <w:sz w:val="16"/>
                 <w:szCs w:val="16"/>
@@ -2923,7 +3062,7 @@
           </w:tcPr>
           <w:p>
             <w:pPr>
-              <w:jc w:val="center"/>
+              <w:jc w:val="both"/>
               <w:rPr>
                 <w:sz w:val="16"/>
                 <w:szCs w:val="16"/>
@@ -2952,7 +3091,7 @@
           </w:tcPr>
           <w:p>
             <w:pPr>
-              <w:jc w:val="center"/>
+              <w:jc w:val="both"/>
               <w:rPr>
                 <w:sz w:val="16"/>
                 <w:szCs w:val="16"/>
@@ -2987,7 +3126,7 @@
           </w:tcPr>
           <w:p>
             <w:pPr>
-              <w:jc w:val="center"/>
+              <w:jc w:val="both"/>
               <w:rPr>
                 <w:sz w:val="16"/>
                 <w:szCs w:val="16"/>
@@ -3009,7 +3148,7 @@
           </w:tcPr>
           <w:p>
             <w:pPr>
-              <w:jc w:val="center"/>
+              <w:jc w:val="both"/>
               <w:rPr>
                 <w:sz w:val="16"/>
                 <w:szCs w:val="16"/>
@@ -3031,7 +3170,7 @@
           </w:tcPr>
           <w:p>
             <w:pPr>
-              <w:jc w:val="center"/>
+              <w:jc w:val="both"/>
               <w:rPr>
                 <w:sz w:val="16"/>
                 <w:szCs w:val="16"/>
@@ -3053,7 +3192,7 @@
           </w:tcPr>
           <w:p>
             <w:pPr>
-              <w:jc w:val="center"/>
+              <w:jc w:val="both"/>
               <w:rPr>
                 <w:sz w:val="16"/>
                 <w:szCs w:val="16"/>
@@ -3075,7 +3214,7 @@
           </w:tcPr>
           <w:p>
             <w:pPr>
-              <w:jc w:val="center"/>
+              <w:jc w:val="both"/>
               <w:rPr>
                 <w:sz w:val="16"/>
                 <w:szCs w:val="16"/>
@@ -3097,7 +3236,7 @@
           </w:tcPr>
           <w:p>
             <w:pPr>
-              <w:jc w:val="center"/>
+              <w:jc w:val="both"/>
               <w:rPr>
                 <w:sz w:val="16"/>
                 <w:szCs w:val="16"/>
@@ -3119,7 +3258,7 @@
           </w:tcPr>
           <w:p>
             <w:pPr>
-              <w:jc w:val="center"/>
+              <w:jc w:val="both"/>
               <w:rPr>
                 <w:sz w:val="16"/>
                 <w:szCs w:val="16"/>
@@ -3141,7 +3280,7 @@
           </w:tcPr>
           <w:p>
             <w:pPr>
-              <w:jc w:val="center"/>
+              <w:jc w:val="both"/>
               <w:rPr>
                 <w:sz w:val="16"/>
                 <w:szCs w:val="16"/>
@@ -3158,7 +3297,7 @@
           </w:p>
           <w:p>
             <w:pPr>
-              <w:jc w:val="center"/>
+              <w:jc w:val="both"/>
               <w:rPr>
                 <w:sz w:val="16"/>
                 <w:szCs w:val="16"/>
@@ -3186,7 +3325,7 @@
           </w:tcPr>
           <w:p>
             <w:pPr>
-              <w:jc w:val="center"/>
+              <w:jc w:val="both"/>
               <w:rPr>
                 <w:sz w:val="16"/>
                 <w:szCs w:val="16"/>
@@ -3208,7 +3347,7 @@
           </w:tcPr>
           <w:p>
             <w:pPr>
-              <w:jc w:val="center"/>
+              <w:jc w:val="both"/>
               <w:rPr>
                 <w:sz w:val="16"/>
                 <w:szCs w:val="16"/>
@@ -3230,7 +3369,7 @@
           </w:tcPr>
           <w:p>
             <w:pPr>
-              <w:jc w:val="center"/>
+              <w:jc w:val="both"/>
               <w:rPr>
                 <w:sz w:val="16"/>
                 <w:szCs w:val="16"/>
@@ -3252,7 +3391,7 @@
           </w:tcPr>
           <w:p>
             <w:pPr>
-              <w:jc w:val="center"/>
+              <w:jc w:val="both"/>
               <w:rPr>
                 <w:sz w:val="16"/>
                 <w:szCs w:val="16"/>
@@ -3274,7 +3413,7 @@
           </w:tcPr>
           <w:p>
             <w:pPr>
-              <w:jc w:val="center"/>
+              <w:jc w:val="both"/>
               <w:rPr>
                 <w:sz w:val="16"/>
                 <w:szCs w:val="16"/>
@@ -3296,7 +3435,7 @@
           </w:tcPr>
           <w:p>
             <w:pPr>
-              <w:jc w:val="center"/>
+              <w:jc w:val="both"/>
               <w:rPr>
                 <w:sz w:val="16"/>
                 <w:szCs w:val="16"/>
@@ -3318,7 +3457,7 @@
           </w:tcPr>
           <w:p>
             <w:pPr>
-              <w:jc w:val="center"/>
+              <w:jc w:val="both"/>
               <w:rPr>
                 <w:sz w:val="16"/>
                 <w:szCs w:val="16"/>
@@ -3340,7 +3479,7 @@
           </w:tcPr>
           <w:p>
             <w:pPr>
-              <w:jc w:val="center"/>
+              <w:jc w:val="both"/>
               <w:rPr>
                 <w:sz w:val="16"/>
                 <w:szCs w:val="16"/>
@@ -3357,7 +3496,7 @@
           </w:p>
           <w:p>
             <w:pPr>
-              <w:jc w:val="center"/>
+              <w:jc w:val="both"/>
               <w:rPr>
                 <w:sz w:val="16"/>
                 <w:szCs w:val="16"/>
@@ -3385,7 +3524,7 @@
           </w:tcPr>
           <w:p>
             <w:pPr>
-              <w:jc w:val="center"/>
+              <w:jc w:val="both"/>
               <w:rPr>
                 <w:sz w:val="16"/>
                 <w:szCs w:val="16"/>
@@ -3407,7 +3546,7 @@
           </w:tcPr>
           <w:p>
             <w:pPr>
-              <w:jc w:val="center"/>
+              <w:jc w:val="both"/>
               <w:rPr>
                 <w:sz w:val="16"/>
                 <w:szCs w:val="16"/>
@@ -3429,7 +3568,7 @@
           </w:tcPr>
           <w:p>
             <w:pPr>
-              <w:jc w:val="center"/>
+              <w:jc w:val="both"/>
               <w:rPr>
                 <w:sz w:val="16"/>
                 <w:szCs w:val="16"/>
@@ -3451,7 +3590,7 @@
           </w:tcPr>
           <w:p>
             <w:pPr>
-              <w:jc w:val="center"/>
+              <w:jc w:val="both"/>
               <w:rPr>
                 <w:sz w:val="16"/>
                 <w:szCs w:val="16"/>
@@ -3473,7 +3612,7 @@
           </w:tcPr>
           <w:p>
             <w:pPr>
-              <w:jc w:val="center"/>
+              <w:jc w:val="both"/>
               <w:rPr>
                 <w:sz w:val="16"/>
                 <w:szCs w:val="16"/>
@@ -3495,7 +3634,7 @@
           </w:tcPr>
           <w:p>
             <w:pPr>
-              <w:jc w:val="center"/>
+              <w:jc w:val="both"/>
               <w:rPr>
                 <w:sz w:val="16"/>
                 <w:szCs w:val="16"/>
@@ -3517,7 +3656,7 @@
           </w:tcPr>
           <w:p>
             <w:pPr>
-              <w:jc w:val="center"/>
+              <w:jc w:val="both"/>
               <w:rPr>
                 <w:sz w:val="16"/>
                 <w:szCs w:val="16"/>
@@ -3539,7 +3678,7 @@
           </w:tcPr>
           <w:p>
             <w:pPr>
-              <w:jc w:val="center"/>
+              <w:jc w:val="both"/>
               <w:rPr>
                 <w:sz w:val="16"/>
                 <w:szCs w:val="16"/>
@@ -3556,7 +3695,7 @@
           </w:p>
           <w:p>
             <w:pPr>
-              <w:jc w:val="center"/>
+              <w:jc w:val="both"/>
               <w:rPr>
                 <w:sz w:val="16"/>
                 <w:szCs w:val="16"/>
@@ -3584,7 +3723,7 @@
           </w:tcPr>
           <w:p>
             <w:pPr>
-              <w:jc w:val="center"/>
+              <w:jc w:val="both"/>
               <w:rPr>
                 <w:sz w:val="16"/>
                 <w:szCs w:val="16"/>
@@ -3606,7 +3745,7 @@
           </w:tcPr>
           <w:p>
             <w:pPr>
-              <w:jc w:val="center"/>
+              <w:jc w:val="both"/>
               <w:rPr>
                 <w:sz w:val="16"/>
                 <w:szCs w:val="16"/>
@@ -3628,7 +3767,7 @@
           </w:tcPr>
           <w:p>
             <w:pPr>
-              <w:jc w:val="center"/>
+              <w:jc w:val="both"/>
               <w:rPr>
                 <w:sz w:val="16"/>
                 <w:szCs w:val="16"/>
@@ -3650,7 +3789,7 @@
           </w:tcPr>
           <w:p>
             <w:pPr>
-              <w:jc w:val="center"/>
+              <w:jc w:val="both"/>
               <w:rPr>
                 <w:sz w:val="16"/>
                 <w:szCs w:val="16"/>
@@ -3672,7 +3811,7 @@
           </w:tcPr>
           <w:p>
             <w:pPr>
-              <w:jc w:val="center"/>
+              <w:jc w:val="both"/>
               <w:rPr>
                 <w:sz w:val="16"/>
                 <w:szCs w:val="16"/>
@@ -3694,7 +3833,7 @@
           </w:tcPr>
           <w:p>
             <w:pPr>
-              <w:jc w:val="center"/>
+              <w:jc w:val="both"/>
               <w:rPr>
                 <w:sz w:val="16"/>
                 <w:szCs w:val="16"/>
@@ -3716,7 +3855,7 @@
           </w:tcPr>
           <w:p>
             <w:pPr>
-              <w:jc w:val="center"/>
+              <w:jc w:val="both"/>
               <w:rPr>
                 <w:sz w:val="16"/>
                 <w:szCs w:val="16"/>
@@ -3738,7 +3877,7 @@
           </w:tcPr>
           <w:p>
             <w:pPr>
-              <w:jc w:val="center"/>
+              <w:jc w:val="both"/>
               <w:rPr>
                 <w:sz w:val="16"/>
                 <w:szCs w:val="16"/>
@@ -3755,7 +3894,7 @@
           </w:p>
           <w:p>
             <w:pPr>
-              <w:jc w:val="center"/>
+              <w:jc w:val="both"/>
               <w:rPr>
                 <w:sz w:val="16"/>
                 <w:szCs w:val="16"/>
@@ -3784,7 +3923,7 @@
           </w:tcPr>
           <w:p>
             <w:pPr>
-              <w:jc w:val="center"/>
+              <w:jc w:val="both"/>
               <w:rPr>
                 <w:sz w:val="16"/>
                 <w:szCs w:val="16"/>
@@ -3806,7 +3945,7 @@
           </w:tcPr>
           <w:p>
             <w:pPr>
-              <w:jc w:val="center"/>
+              <w:jc w:val="both"/>
               <w:rPr>
                 <w:sz w:val="16"/>
                 <w:szCs w:val="16"/>
@@ -3828,7 +3967,7 @@
           </w:tcPr>
           <w:p>
             <w:pPr>
-              <w:jc w:val="center"/>
+              <w:jc w:val="both"/>
               <w:rPr>
                 <w:sz w:val="16"/>
                 <w:szCs w:val="16"/>
@@ -3850,7 +3989,7 @@
           </w:tcPr>
           <w:p>
             <w:pPr>
-              <w:jc w:val="center"/>
+              <w:jc w:val="both"/>
               <w:rPr>
                 <w:sz w:val="16"/>
                 <w:szCs w:val="16"/>
@@ -3872,7 +4011,7 @@
           </w:tcPr>
           <w:p>
             <w:pPr>
-              <w:jc w:val="center"/>
+              <w:jc w:val="both"/>
               <w:rPr>
                 <w:sz w:val="16"/>
                 <w:szCs w:val="16"/>
@@ -3894,7 +4033,7 @@
           </w:tcPr>
           <w:p>
             <w:pPr>
-              <w:jc w:val="center"/>
+              <w:jc w:val="both"/>
               <w:rPr>
                 <w:sz w:val="16"/>
                 <w:szCs w:val="16"/>
@@ -3916,7 +4055,7 @@
           </w:tcPr>
           <w:p>
             <w:pPr>
-              <w:jc w:val="center"/>
+              <w:jc w:val="both"/>
               <w:rPr>
                 <w:sz w:val="16"/>
                 <w:szCs w:val="16"/>
@@ -3938,7 +4077,7 @@
           </w:tcPr>
           <w:p>
             <w:pPr>
-              <w:jc w:val="center"/>
+              <w:jc w:val="both"/>
               <w:rPr>
                 <w:sz w:val="16"/>
                 <w:szCs w:val="16"/>
@@ -3955,7 +4094,7 @@
           </w:p>
           <w:p>
             <w:pPr>
-              <w:jc w:val="center"/>
+              <w:jc w:val="both"/>
               <w:rPr>
                 <w:sz w:val="16"/>
                 <w:szCs w:val="16"/>
@@ -3983,21 +4122,21 @@
           </w:tcPr>
           <w:p>
             <w:pPr>
-              <w:jc w:val="center"/>
-              <w:rPr>
-                <w:sz w:val="16"/>
-                <w:szCs w:val="16"/>
-              </w:rPr>
-            </w:pPr>
-            <w:r>
-              <w:rPr>
-                <w:rtl w:val="0"/>
-              </w:rPr>
-            </w:r>
-          </w:p>
-          <w:p>
-            <w:pPr>
-              <w:jc w:val="left"/>
+              <w:jc w:val="both"/>
+              <w:rPr>
+                <w:sz w:val="16"/>
+                <w:szCs w:val="16"/>
+              </w:rPr>
+            </w:pPr>
+            <w:r>
+              <w:rPr>
+                <w:rtl w:val="0"/>
+              </w:rPr>
+            </w:r>
+          </w:p>
+          <w:p>
+            <w:pPr>
+              <w:jc w:val="both"/>
               <w:rPr>
                 <w:sz w:val="16"/>
                 <w:szCs w:val="16"/>
@@ -4019,7 +4158,7 @@
           </w:tcPr>
           <w:p>
             <w:pPr>
-              <w:jc w:val="center"/>
+              <w:jc w:val="both"/>
               <w:rPr>
                 <w:sz w:val="16"/>
                 <w:szCs w:val="16"/>
@@ -4041,7 +4180,7 @@
           </w:tcPr>
           <w:p>
             <w:pPr>
-              <w:jc w:val="center"/>
+              <w:jc w:val="both"/>
               <w:rPr>
                 <w:sz w:val="16"/>
                 <w:szCs w:val="16"/>
@@ -4063,7 +4202,7 @@
           </w:tcPr>
           <w:p>
             <w:pPr>
-              <w:jc w:val="center"/>
+              <w:jc w:val="both"/>
               <w:rPr>
                 <w:sz w:val="16"/>
                 <w:szCs w:val="16"/>
@@ -4085,7 +4224,7 @@
           </w:tcPr>
           <w:p>
             <w:pPr>
-              <w:jc w:val="center"/>
+              <w:jc w:val="both"/>
               <w:rPr>
                 <w:sz w:val="16"/>
                 <w:szCs w:val="16"/>
@@ -4107,7 +4246,7 @@
           </w:tcPr>
           <w:p>
             <w:pPr>
-              <w:jc w:val="center"/>
+              <w:jc w:val="both"/>
               <w:rPr>
                 <w:sz w:val="16"/>
                 <w:szCs w:val="16"/>
@@ -4136,7 +4275,7 @@
           </w:tcPr>
           <w:p>
             <w:pPr>
-              <w:jc w:val="center"/>
+              <w:jc w:val="both"/>
               <w:rPr>
                 <w:sz w:val="16"/>
                 <w:szCs w:val="16"/>
@@ -4158,7 +4297,7 @@
           </w:tcPr>
           <w:p>
             <w:pPr>
-              <w:jc w:val="center"/>
+              <w:jc w:val="both"/>
               <w:rPr>
                 <w:sz w:val="16"/>
                 <w:szCs w:val="16"/>
@@ -4175,7 +4314,7 @@
           </w:p>
           <w:p>
             <w:pPr>
-              <w:jc w:val="center"/>
+              <w:jc w:val="both"/>
               <w:rPr>
                 <w:sz w:val="16"/>
                 <w:szCs w:val="16"/>
@@ -4192,7 +4331,7 @@
           </w:p>
           <w:p>
             <w:pPr>
-              <w:jc w:val="center"/>
+              <w:jc w:val="both"/>
               <w:rPr>
                 <w:sz w:val="16"/>
                 <w:szCs w:val="16"/>
@@ -4217,7 +4356,7 @@
           </w:tcPr>
           <w:p>
             <w:pPr>
-              <w:jc w:val="center"/>
+              <w:jc w:val="both"/>
               <w:rPr>
                 <w:sz w:val="16"/>
                 <w:szCs w:val="16"/>
@@ -4239,7 +4378,7 @@
           </w:tcPr>
           <w:p>
             <w:pPr>
-              <w:jc w:val="center"/>
+              <w:jc w:val="both"/>
               <w:rPr>
                 <w:sz w:val="16"/>
                 <w:szCs w:val="16"/>
@@ -4261,7 +4400,7 @@
           </w:tcPr>
           <w:p>
             <w:pPr>
-              <w:jc w:val="center"/>
+              <w:jc w:val="both"/>
               <w:rPr>
                 <w:sz w:val="16"/>
                 <w:szCs w:val="16"/>
@@ -4283,7 +4422,7 @@
           </w:tcPr>
           <w:p>
             <w:pPr>
-              <w:jc w:val="center"/>
+              <w:jc w:val="both"/>
               <w:rPr>
                 <w:sz w:val="16"/>
                 <w:szCs w:val="16"/>
@@ -4305,7 +4444,7 @@
           </w:tcPr>
           <w:p>
             <w:pPr>
-              <w:jc w:val="center"/>
+              <w:jc w:val="both"/>
               <w:rPr>
                 <w:sz w:val="16"/>
                 <w:szCs w:val="16"/>
@@ -4327,7 +4466,7 @@
           </w:tcPr>
           <w:p>
             <w:pPr>
-              <w:jc w:val="center"/>
+              <w:jc w:val="both"/>
               <w:rPr>
                 <w:sz w:val="16"/>
                 <w:szCs w:val="16"/>
@@ -4349,7 +4488,7 @@
           </w:tcPr>
           <w:p>
             <w:pPr>
-              <w:jc w:val="center"/>
+              <w:jc w:val="both"/>
               <w:rPr>
                 <w:sz w:val="16"/>
                 <w:szCs w:val="16"/>
@@ -4371,7 +4510,7 @@
           </w:tcPr>
           <w:p>
             <w:pPr>
-              <w:jc w:val="center"/>
+              <w:jc w:val="both"/>
               <w:rPr>
                 <w:sz w:val="16"/>
                 <w:szCs w:val="16"/>
@@ -4388,7 +4527,7 @@
           </w:p>
           <w:p>
             <w:pPr>
-              <w:jc w:val="center"/>
+              <w:jc w:val="both"/>
               <w:rPr>
                 <w:sz w:val="16"/>
                 <w:szCs w:val="16"/>
@@ -4416,7 +4555,7 @@
           </w:tcPr>
           <w:p>
             <w:pPr>
-              <w:jc w:val="center"/>
+              <w:jc w:val="both"/>
               <w:rPr>
                 <w:sz w:val="16"/>
                 <w:szCs w:val="16"/>
@@ -4438,7 +4577,7 @@
           </w:tcPr>
           <w:p>
             <w:pPr>
-              <w:jc w:val="center"/>
+              <w:jc w:val="both"/>
               <w:rPr>
                 <w:sz w:val="16"/>
                 <w:szCs w:val="16"/>
@@ -4460,7 +4599,7 @@
           </w:tcPr>
           <w:p>
             <w:pPr>
-              <w:jc w:val="center"/>
+              <w:jc w:val="both"/>
               <w:rPr>
                 <w:sz w:val="16"/>
                 <w:szCs w:val="16"/>
@@ -4482,7 +4621,7 @@
           </w:tcPr>
           <w:p>
             <w:pPr>
-              <w:jc w:val="center"/>
+              <w:jc w:val="both"/>
               <w:rPr>
                 <w:sz w:val="16"/>
                 <w:szCs w:val="16"/>
@@ -4504,7 +4643,7 @@
           </w:tcPr>
           <w:p>
             <w:pPr>
-              <w:jc w:val="center"/>
+              <w:jc w:val="both"/>
               <w:rPr>
                 <w:sz w:val="16"/>
                 <w:szCs w:val="16"/>
@@ -4526,7 +4665,7 @@
           </w:tcPr>
           <w:p>
             <w:pPr>
-              <w:jc w:val="center"/>
+              <w:jc w:val="both"/>
               <w:rPr>
                 <w:sz w:val="16"/>
                 <w:szCs w:val="16"/>
@@ -4548,7 +4687,7 @@
           </w:tcPr>
           <w:p>
             <w:pPr>
-              <w:jc w:val="center"/>
+              <w:jc w:val="both"/>
               <w:rPr>
                 <w:sz w:val="16"/>
                 <w:szCs w:val="16"/>
@@ -4570,7 +4709,7 @@
           </w:tcPr>
           <w:p>
             <w:pPr>
-              <w:jc w:val="center"/>
+              <w:jc w:val="both"/>
               <w:rPr>
                 <w:sz w:val="16"/>
                 <w:szCs w:val="16"/>
@@ -4587,7 +4726,7 @@
           </w:p>
           <w:p>
             <w:pPr>
-              <w:jc w:val="center"/>
+              <w:jc w:val="both"/>
               <w:rPr>
                 <w:sz w:val="16"/>
                 <w:szCs w:val="16"/>
@@ -4615,7 +4754,7 @@
           </w:tcPr>
           <w:p>
             <w:pPr>
-              <w:jc w:val="center"/>
+              <w:jc w:val="both"/>
               <w:rPr>
                 <w:sz w:val="16"/>
                 <w:szCs w:val="16"/>
@@ -4637,7 +4776,7 @@
           </w:tcPr>
           <w:p>
             <w:pPr>
-              <w:jc w:val="center"/>
+              <w:jc w:val="both"/>
               <w:rPr>
                 <w:sz w:val="16"/>
                 <w:szCs w:val="16"/>
@@ -4659,7 +4798,7 @@
           </w:tcPr>
           <w:p>
             <w:pPr>
-              <w:jc w:val="center"/>
+              <w:jc w:val="both"/>
               <w:rPr>
                 <w:sz w:val="16"/>
                 <w:szCs w:val="16"/>
@@ -4681,7 +4820,7 @@
           </w:tcPr>
           <w:p>
             <w:pPr>
-              <w:jc w:val="center"/>
+              <w:jc w:val="both"/>
               <w:rPr>
                 <w:sz w:val="16"/>
                 <w:szCs w:val="16"/>
@@ -4703,7 +4842,7 @@
           </w:tcPr>
           <w:p>
             <w:pPr>
-              <w:jc w:val="center"/>
+              <w:jc w:val="both"/>
               <w:rPr>
                 <w:sz w:val="16"/>
                 <w:szCs w:val="16"/>
@@ -4725,7 +4864,7 @@
           </w:tcPr>
           <w:p>
             <w:pPr>
-              <w:jc w:val="center"/>
+              <w:jc w:val="both"/>
               <w:rPr>
                 <w:sz w:val="16"/>
                 <w:szCs w:val="16"/>
@@ -4747,7 +4886,7 @@
           </w:tcPr>
           <w:p>
             <w:pPr>
-              <w:jc w:val="center"/>
+              <w:jc w:val="both"/>
               <w:rPr>
                 <w:sz w:val="16"/>
                 <w:szCs w:val="16"/>
@@ -4769,7 +4908,7 @@
           </w:tcPr>
           <w:p>
             <w:pPr>
-              <w:jc w:val="center"/>
+              <w:jc w:val="both"/>
               <w:rPr>
                 <w:sz w:val="16"/>
                 <w:szCs w:val="16"/>
@@ -4786,7 +4925,7 @@
           </w:p>
           <w:p>
             <w:pPr>
-              <w:jc w:val="center"/>
+              <w:jc w:val="both"/>
               <w:rPr>
                 <w:sz w:val="16"/>
                 <w:szCs w:val="16"/>
@@ -4814,7 +4953,7 @@
           </w:tcPr>
           <w:p>
             <w:pPr>
-              <w:jc w:val="center"/>
+              <w:jc w:val="both"/>
               <w:rPr>
                 <w:sz w:val="16"/>
                 <w:szCs w:val="16"/>
@@ -4836,7 +4975,7 @@
           </w:tcPr>
           <w:p>
             <w:pPr>
-              <w:jc w:val="center"/>
+              <w:jc w:val="both"/>
               <w:rPr>
                 <w:sz w:val="16"/>
                 <w:szCs w:val="16"/>
@@ -4858,7 +4997,7 @@
           </w:tcPr>
           <w:p>
             <w:pPr>
-              <w:jc w:val="center"/>
+              <w:jc w:val="both"/>
               <w:rPr>
                 <w:sz w:val="16"/>
                 <w:szCs w:val="16"/>
@@ -4880,7 +5019,7 @@
           </w:tcPr>
           <w:p>
             <w:pPr>
-              <w:jc w:val="center"/>
+              <w:jc w:val="both"/>
               <w:rPr>
                 <w:sz w:val="16"/>
                 <w:szCs w:val="16"/>
@@ -4902,7 +5041,7 @@
           </w:tcPr>
           <w:p>
             <w:pPr>
-              <w:jc w:val="center"/>
+              <w:jc w:val="both"/>
               <w:rPr>
                 <w:sz w:val="16"/>
                 <w:szCs w:val="16"/>
@@ -4924,7 +5063,7 @@
           </w:tcPr>
           <w:p>
             <w:pPr>
-              <w:jc w:val="center"/>
+              <w:jc w:val="both"/>
               <w:rPr>
                 <w:sz w:val="16"/>
                 <w:szCs w:val="16"/>
@@ -4946,7 +5085,7 @@
           </w:tcPr>
           <w:p>
             <w:pPr>
-              <w:jc w:val="center"/>
+              <w:jc w:val="both"/>
               <w:rPr>
                 <w:sz w:val="16"/>
                 <w:szCs w:val="16"/>
@@ -4968,7 +5107,7 @@
           </w:tcPr>
           <w:p>
             <w:pPr>
-              <w:jc w:val="center"/>
+              <w:jc w:val="both"/>
               <w:rPr>
                 <w:sz w:val="16"/>
                 <w:szCs w:val="16"/>
@@ -4985,7 +5124,7 @@
           </w:p>
           <w:p>
             <w:pPr>
-              <w:jc w:val="center"/>
+              <w:jc w:val="both"/>
               <w:rPr>
                 <w:sz w:val="16"/>
                 <w:szCs w:val="16"/>
@@ -5005,6 +5144,7 @@
     </w:tbl>
     <w:p>
       <w:pPr>
+        <w:jc w:val="both"/>
         <w:rPr/>
       </w:pPr>
       <w:r>
@@ -5015,6 +5155,7 @@
     </w:p>
     <w:p>
       <w:pPr>
+        <w:jc w:val="both"/>
         <w:rPr/>
       </w:pPr>
       <w:r>
@@ -5025,6 +5166,7 @@
     </w:p>
     <w:p>
       <w:pPr>
+        <w:jc w:val="both"/>
         <w:rPr/>
       </w:pPr>
       <w:r>
@@ -5075,6 +5217,7 @@
           </w:tcPr>
           <w:p>
             <w:pPr>
+              <w:jc w:val="both"/>
               <w:rPr/>
             </w:pPr>
             <w:r>
@@ -5091,6 +5234,7 @@
           </w:tcPr>
           <w:p>
             <w:pPr>
+              <w:jc w:val="both"/>
               <w:rPr/>
             </w:pPr>
             <w:r>
@@ -5107,6 +5251,7 @@
           </w:tcPr>
           <w:p>
             <w:pPr>
+              <w:jc w:val="both"/>
               <w:rPr/>
             </w:pPr>
             <w:r>
@@ -5123,6 +5268,7 @@
           </w:tcPr>
           <w:p>
             <w:pPr>
+              <w:jc w:val="both"/>
               <w:rPr/>
             </w:pPr>
             <w:r>
@@ -5146,6 +5292,7 @@
           </w:tcPr>
           <w:p>
             <w:pPr>
+              <w:jc w:val="both"/>
               <w:rPr/>
             </w:pPr>
             <w:r>
@@ -5162,6 +5309,7 @@
           </w:tcPr>
           <w:p>
             <w:pPr>
+              <w:jc w:val="both"/>
               <w:rPr/>
             </w:pPr>
             <w:r>
@@ -5178,27 +5326,31 @@
           </w:tcPr>
           <w:p>
             <w:pPr>
-              <w:rPr/>
-            </w:pPr>
-            <w:r>
-              <w:rPr>
-                <w:rtl w:val="0"/>
-              </w:rPr>
-            </w:r>
-          </w:p>
-        </w:tc>
-        <w:tc>
-          <w:tcPr>
-            <w:vAlign w:val="center"/>
-          </w:tcPr>
-          <w:p>
-            <w:pPr>
-              <w:rPr/>
-            </w:pPr>
-            <w:r>
-              <w:rPr>
-                <w:rtl w:val="0"/>
-              </w:rPr>
+              <w:jc w:val="both"/>
+              <w:rPr/>
+            </w:pPr>
+            <w:r>
+              <w:rPr>
+                <w:rtl w:val="0"/>
+              </w:rPr>
+              <w:t xml:space="preserve">OK</w:t>
+            </w:r>
+          </w:p>
+        </w:tc>
+        <w:tc>
+          <w:tcPr>
+            <w:vAlign w:val="center"/>
+          </w:tcPr>
+          <w:p>
+            <w:pPr>
+              <w:jc w:val="both"/>
+              <w:rPr/>
+            </w:pPr>
+            <w:r>
+              <w:rPr>
+                <w:rtl w:val="0"/>
+              </w:rPr>
+              <w:t xml:space="preserve">29/03</w:t>
             </w:r>
           </w:p>
         </w:tc>
@@ -5215,6 +5367,7 @@
           </w:tcPr>
           <w:p>
             <w:pPr>
+              <w:jc w:val="both"/>
               <w:rPr/>
             </w:pPr>
             <w:r>
@@ -5231,43 +5384,48 @@
           </w:tcPr>
           <w:p>
             <w:pPr>
-              <w:rPr/>
-            </w:pPr>
-            <w:r>
-              <w:rPr>
-                <w:rtl w:val="0"/>
-              </w:rPr>
-              <w:t xml:space="preserve">Integrante</w:t>
-            </w:r>
-          </w:p>
-        </w:tc>
-        <w:tc>
-          <w:tcPr>
-            <w:vAlign w:val="center"/>
-          </w:tcPr>
-          <w:p>
-            <w:pPr>
-              <w:rPr/>
-            </w:pPr>
-            <w:r>
-              <w:rPr>
-                <w:rtl w:val="0"/>
-              </w:rPr>
-            </w:r>
-          </w:p>
-        </w:tc>
-        <w:tc>
-          <w:tcPr>
-            <w:vAlign w:val="center"/>
-          </w:tcPr>
-          <w:p>
-            <w:pPr>
-              <w:rPr/>
-            </w:pPr>
-            <w:r>
-              <w:rPr>
-                <w:rtl w:val="0"/>
-              </w:rPr>
+              <w:jc w:val="both"/>
+              <w:rPr/>
+            </w:pPr>
+            <w:r>
+              <w:rPr>
+                <w:rtl w:val="0"/>
+              </w:rPr>
+              <w:t xml:space="preserve">Líder de Backend e Infraestrutura</w:t>
+            </w:r>
+          </w:p>
+        </w:tc>
+        <w:tc>
+          <w:tcPr>
+            <w:vAlign w:val="center"/>
+          </w:tcPr>
+          <w:p>
+            <w:pPr>
+              <w:jc w:val="both"/>
+              <w:rPr/>
+            </w:pPr>
+            <w:r>
+              <w:rPr>
+                <w:rtl w:val="0"/>
+              </w:rPr>
+              <w:t xml:space="preserve">OK</w:t>
+            </w:r>
+          </w:p>
+        </w:tc>
+        <w:tc>
+          <w:tcPr>
+            <w:vAlign w:val="center"/>
+          </w:tcPr>
+          <w:p>
+            <w:pPr>
+              <w:jc w:val="both"/>
+              <w:rPr/>
+            </w:pPr>
+            <w:r>
+              <w:rPr>
+                <w:rtl w:val="0"/>
+              </w:rPr>
+              <w:t xml:space="preserve">30/03</w:t>
             </w:r>
           </w:p>
         </w:tc>
@@ -5284,6 +5442,7 @@
           </w:tcPr>
           <w:p>
             <w:pPr>
+              <w:jc w:val="both"/>
               <w:rPr/>
             </w:pPr>
             <w:r>
@@ -5300,43 +5459,48 @@
           </w:tcPr>
           <w:p>
             <w:pPr>
-              <w:rPr/>
-            </w:pPr>
-            <w:r>
-              <w:rPr>
-                <w:rtl w:val="0"/>
-              </w:rPr>
-              <w:t xml:space="preserve">Integrante</w:t>
-            </w:r>
-          </w:p>
-        </w:tc>
-        <w:tc>
-          <w:tcPr>
-            <w:vAlign w:val="center"/>
-          </w:tcPr>
-          <w:p>
-            <w:pPr>
-              <w:rPr/>
-            </w:pPr>
-            <w:r>
-              <w:rPr>
-                <w:rtl w:val="0"/>
-              </w:rPr>
-            </w:r>
-          </w:p>
-        </w:tc>
-        <w:tc>
-          <w:tcPr>
-            <w:vAlign w:val="center"/>
-          </w:tcPr>
-          <w:p>
-            <w:pPr>
-              <w:rPr/>
-            </w:pPr>
-            <w:r>
-              <w:rPr>
-                <w:rtl w:val="0"/>
-              </w:rPr>
+              <w:jc w:val="both"/>
+              <w:rPr/>
+            </w:pPr>
+            <w:r>
+              <w:rPr>
+                <w:rtl w:val="0"/>
+              </w:rPr>
+              <w:t xml:space="preserve">Especialista em Performance e Segurança DevOps</w:t>
+            </w:r>
+          </w:p>
+        </w:tc>
+        <w:tc>
+          <w:tcPr>
+            <w:vAlign w:val="center"/>
+          </w:tcPr>
+          <w:p>
+            <w:pPr>
+              <w:jc w:val="both"/>
+              <w:rPr/>
+            </w:pPr>
+            <w:r>
+              <w:rPr>
+                <w:rtl w:val="0"/>
+              </w:rPr>
+              <w:t xml:space="preserve">OK</w:t>
+            </w:r>
+          </w:p>
+        </w:tc>
+        <w:tc>
+          <w:tcPr>
+            <w:vAlign w:val="center"/>
+          </w:tcPr>
+          <w:p>
+            <w:pPr>
+              <w:jc w:val="both"/>
+              <w:rPr/>
+            </w:pPr>
+            <w:r>
+              <w:rPr>
+                <w:rtl w:val="0"/>
+              </w:rPr>
+              <w:t xml:space="preserve">30/03</w:t>
             </w:r>
           </w:p>
         </w:tc>
@@ -5353,6 +5517,7 @@
           </w:tcPr>
           <w:p>
             <w:pPr>
+              <w:jc w:val="both"/>
               <w:rPr/>
             </w:pPr>
             <w:r>
@@ -5369,43 +5534,48 @@
           </w:tcPr>
           <w:p>
             <w:pPr>
-              <w:rPr/>
-            </w:pPr>
-            <w:r>
-              <w:rPr>
-                <w:rtl w:val="0"/>
-              </w:rPr>
-              <w:t xml:space="preserve">Integrante</w:t>
-            </w:r>
-          </w:p>
-        </w:tc>
-        <w:tc>
-          <w:tcPr>
-            <w:vAlign w:val="center"/>
-          </w:tcPr>
-          <w:p>
-            <w:pPr>
-              <w:rPr/>
-            </w:pPr>
-            <w:r>
-              <w:rPr>
-                <w:rtl w:val="0"/>
-              </w:rPr>
-            </w:r>
-          </w:p>
-        </w:tc>
-        <w:tc>
-          <w:tcPr>
-            <w:vAlign w:val="center"/>
-          </w:tcPr>
-          <w:p>
-            <w:pPr>
-              <w:rPr/>
-            </w:pPr>
-            <w:r>
-              <w:rPr>
-                <w:rtl w:val="0"/>
-              </w:rPr>
+              <w:jc w:val="both"/>
+              <w:rPr/>
+            </w:pPr>
+            <w:r>
+              <w:rPr>
+                <w:rtl w:val="0"/>
+              </w:rPr>
+              <w:t xml:space="preserve">Líder de Mobile e Interface</w:t>
+            </w:r>
+          </w:p>
+        </w:tc>
+        <w:tc>
+          <w:tcPr>
+            <w:vAlign w:val="center"/>
+          </w:tcPr>
+          <w:p>
+            <w:pPr>
+              <w:jc w:val="both"/>
+              <w:rPr/>
+            </w:pPr>
+            <w:r>
+              <w:rPr>
+                <w:rtl w:val="0"/>
+              </w:rPr>
+              <w:t xml:space="preserve">OK</w:t>
+            </w:r>
+          </w:p>
+        </w:tc>
+        <w:tc>
+          <w:tcPr>
+            <w:vAlign w:val="center"/>
+          </w:tcPr>
+          <w:p>
+            <w:pPr>
+              <w:jc w:val="both"/>
+              <w:rPr/>
+            </w:pPr>
+            <w:r>
+              <w:rPr>
+                <w:rtl w:val="0"/>
+              </w:rPr>
+              <w:t xml:space="preserve">30/03</w:t>
             </w:r>
           </w:p>
         </w:tc>
@@ -5413,6 +5583,7 @@
     </w:tbl>
     <w:p>
       <w:pPr>
+        <w:jc w:val="both"/>
         <w:rPr/>
       </w:pPr>
       <w:r>
